--- a/docs/scripts/generate_agent_prefix_commands.docx
+++ b/docs/scripts/generate_agent_prefix_commands.docx
@@ -2,7 +2,7 @@
 <file path=word/document.xml><?xml version="1.0" encoding="utf-8"?>
 <w:document xmlns:w="http://schemas.openxmlformats.org/wordprocessingml/2006/main" xmlns:m="http://schemas.openxmlformats.org/officeDocument/2006/math" xmlns:r="http://schemas.openxmlformats.org/officeDocument/2006/relationships" xmlns:o="urn:schemas-microsoft-com:office:office" xmlns:v="urn:schemas-microsoft-com:vml" xmlns:w10="urn:schemas-microsoft-com:office:word" xmlns:a="http://schemas.openxmlformats.org/drawingml/2006/main" xmlns:pic="http://schemas.openxmlformats.org/drawingml/2006/picture" xmlns:wp="http://schemas.openxmlformats.org/drawingml/2006/wordprocessingDrawing">
   <w:body>
-    <w:bookmarkStart w:id="18" w:name="generate_agent_prefix_commands.sh"/>
+    <w:bookmarkStart w:id="18" w:name="generate_agent_prefix_commandssh"/>
     <w:p>
       <w:pPr>
         <w:pStyle w:val="Heading1"/>
@@ -168,25 +168,13 @@
         <w:t xml:space="preserve"> </w:t>
       </w:r>
       <w:r>
-        <w:t xml:space="preserve">agent. It is the mechanism that makes</w:t>
-      </w:r>
-      <w:r>
-        <w:t xml:space="preserve"> </w:t>
-      </w:r>
-      <w:r>
-        <w:t xml:space="preserve">“adding a directive is a registry row, never</w:t>
-      </w:r>
-      <w:r>
-        <w:t xml:space="preserve"> </w:t>
-      </w:r>
-      <w:r>
-        <w:t xml:space="preserve">a code change”</w:t>
-      </w:r>
-      <w:r>
-        <w:t xml:space="preserve"> </w:t>
-      </w:r>
-      <w:r>
-        <w:t xml:space="preserve">literally true: add the row, re-run this generator, and the</w:t>
+        <w:t xml:space="preserve">agent. It is the mechanism that makes "adding a directive is a registry row, never</w:t>
+      </w:r>
+      <w:r>
+        <w:t xml:space="preserve"> </w:t>
+      </w:r>
+      <w:r>
+        <w:t xml:space="preserve">a code change" literally true: add the row, re-run this generator, and the</w:t>
       </w:r>
       <w:r>
         <w:t xml:space="preserve"> </w:t>
@@ -243,8 +231,7 @@
     <w:tbl>
       <w:tblPr>
         <w:tblStyle w:val="Table"/>
-        <w:tblW w:type="pct" w:w="5000"/>
-        <w:tblLayout w:type="fixed"/>
+        <w:tblW w:type="auto" w:w="0"/>
         <w:tblLook w:firstRow="1" w:lastRow="0" w:firstColumn="0" w:lastColumn="0" w:noHBand="0" w:noVBand="0" w:val="0020"/>
       </w:tblPr>
       <w:tblGrid>
@@ -580,7 +567,7 @@
         <w:pStyle w:val="BodyText"/>
       </w:pPr>
       <w:r>
-        <w:t xml:space="preserve">Claude Code’s commands are written</w:t>
+        <w:t xml:space="preserve">Claude Code's commands are written</w:t>
       </w:r>
       <w:r>
         <w:t xml:space="preserve"> </w:t>
@@ -908,7 +895,7 @@
         <w:t xml:space="preserve">slash_conflicts</w:t>
       </w:r>
       <w:r>
-        <w:t xml:space="preserve">) and for the library’s YAML parse. Without</w:t>
+        <w:t xml:space="preserve">) and for the library's YAML parse. Without</w:t>
       </w:r>
       <w:r>
         <w:t xml:space="preserve"> </w:t>
@@ -1258,8 +1245,7 @@
     <w:tbl>
       <w:tblPr>
         <w:tblStyle w:val="Table"/>
-        <w:tblW w:type="pct" w:w="5000"/>
-        <w:tblLayout w:type="fixed"/>
+        <w:tblW w:type="auto" w:w="0"/>
         <w:tblLook w:firstRow="1" w:lastRow="0" w:firstColumn="0" w:lastColumn="0" w:noHBand="0" w:noVBand="0" w:val="0020"/>
       </w:tblPr>
       <w:tblGrid>
@@ -1550,19 +1536,22 @@
               <w:rPr>
                 <w:rStyle w:val="VerbatimChar"/>
               </w:rPr>
-              <w:t xml:space="preserve">\|</w:t>
+              <w:t xml:space="preserve">|</w:t>
             </w:r>
             <w:r>
               <w:t xml:space="preserve"> </w:t>
             </w:r>
             <w:r>
-              <w:t xml:space="preserve">(e.g. </w:t>
+              <w:t xml:space="preserve">(e.g.</w:t>
+            </w:r>
+            <w:r>
+              <w:t xml:space="preserve"> </w:t>
             </w:r>
             <w:r>
               <w:rPr>
                 <w:rStyle w:val="VerbatimChar"/>
               </w:rPr>
-              <w:t xml:space="preserve">{Bug \| Feature \| Task}</w:t>
+              <w:t xml:space="preserve">{Bug | Feature | Task}</w:t>
             </w:r>
             <w:r>
               <w:t xml:space="preserve">)</w:t>
@@ -1639,7 +1628,7 @@
               <w:pStyle w:val="Compact"/>
             </w:pPr>
             <w:r>
-              <w:t xml:space="preserve">Escaped in the YAML frontmatter, so a stray quote cannot break the command file’s frontmatter.</w:t>
+              <w:t xml:space="preserve">Escaped in the YAML frontmatter, so a stray quote cannot break the command file's frontmatter.</w:t>
             </w:r>
           </w:p>
         </w:tc>
@@ -1792,7 +1781,7 @@
         <w:t xml:space="preserve"> </w:t>
       </w:r>
       <w:r>
-        <w:t xml:space="preserve">Code’s commands straight into the plugin tree, and the Gemini / Qwen / Codex files</w:t>
+        <w:t xml:space="preserve">Code's commands straight into the plugin tree, and the Gemini / Qwen / Codex files</w:t>
       </w:r>
       <w:r>
         <w:t xml:space="preserve"> </w:t>
@@ -1864,7 +1853,7 @@
         <w:t xml:space="preserve">install_cli_agent_plugins.sh</w:t>
       </w:r>
       <w:r>
-        <w:t xml:space="preserve">’s</w:t>
+        <w:t xml:space="preserve">'s</w:t>
       </w:r>
       <w:r>
         <w:t xml:space="preserve"> </w:t>
@@ -1905,7 +1894,7 @@
         <w:pStyle w:val="BodyText"/>
       </w:pPr>
       <w:r>
-        <w:t xml:space="preserve">The generator also does not embed each action’s</w:t>
+        <w:t xml:space="preserve">The generator also does not embed each action's</w:t>
       </w:r>
       <w:r>
         <w:t xml:space="preserve"> </w:t>
@@ -2405,8 +2394,7 @@
     <w:tbl>
       <w:tblPr>
         <w:tblStyle w:val="Table"/>
-        <w:tblW w:type="pct" w:w="5000"/>
-        <w:tblLayout w:type="fixed"/>
+        <w:tblW w:type="auto" w:w="0"/>
         <w:tblLook w:firstRow="1" w:lastRow="0" w:firstColumn="0" w:lastColumn="0" w:noHBand="0" w:noVBand="0" w:val="0020"/>
       </w:tblPr>
       <w:tblGrid>
@@ -2909,7 +2897,7 @@
         <w:rFonts w:asciiTheme="minorHAnsi" w:cstheme="minorBidi" w:eastAsiaTheme="minorEastAsia" w:hAnsiTheme="minorHAnsi"/>
         <w:sz w:val="24"/>
         <w:szCs w:val="24"/>
-        <w:lang w:bidi="ar-SA" w:eastAsia="zh-CN" w:val="en-US"/>
+        <w:lang w:bidi="ar-SA" w:eastAsia="zh-CN" w:val="en"/>
       </w:rPr>
     </w:rPrDefault>
     <w:pPrDefault>
@@ -2961,8 +2949,8 @@
     </w:pPr>
     <w:rPr>
       <w:rFonts w:asciiTheme="majorHAnsi" w:cstheme="majorBidi" w:eastAsiaTheme="majorEastAsia" w:hAnsiTheme="majorHAnsi"/>
-      <w:sz w:val="56"/>
-      <w:szCs w:val="56"/>
+      <w:sz w:val="40"/>
+      <w:szCs w:val="40"/>
     </w:rPr>
   </w:style>
   <w:style w:customStyle="1" w:styleId="TitleChar" w:type="character">
@@ -3096,8 +3084,8 @@
     <w:rPr>
       <w:rFonts w:asciiTheme="majorHAnsi" w:cstheme="majorBidi" w:eastAsiaTheme="majorEastAsia" w:hAnsiTheme="majorHAnsi"/>
       <w:color w:themeColor="accent1" w:themeShade="BF" w:val="0F4761"/>
-      <w:sz w:val="40"/>
-      <w:szCs w:val="40"/>
+      <w:sz w:val="32"/>
+      <w:szCs w:val="32"/>
     </w:rPr>
   </w:style>
   <w:style w:styleId="Heading2" w:type="paragraph">
@@ -3119,8 +3107,8 @@
     <w:rPr>
       <w:rFonts w:asciiTheme="majorHAnsi" w:cstheme="majorBidi" w:eastAsiaTheme="majorEastAsia" w:hAnsiTheme="majorHAnsi"/>
       <w:color w:themeColor="accent1" w:themeShade="BF" w:val="0F4761"/>
-      <w:sz w:val="32"/>
-      <w:szCs w:val="32"/>
+      <w:sz w:val="26"/>
+      <w:szCs w:val="26"/>
     </w:rPr>
   </w:style>
   <w:style w:styleId="Heading3" w:type="paragraph">
@@ -3142,8 +3130,8 @@
     <w:rPr>
       <w:rFonts w:cstheme="majorBidi" w:eastAsiaTheme="majorEastAsia"/>
       <w:color w:themeColor="accent1" w:themeShade="BF" w:val="0F4761"/>
-      <w:sz w:val="28"/>
-      <w:szCs w:val="28"/>
+      <w:sz w:val="24"/>
+      <w:szCs w:val="24"/>
     </w:rPr>
   </w:style>
   <w:style w:styleId="Heading4" w:type="paragraph">
@@ -3163,6 +3151,8 @@
       <w:outlineLvl w:val="3"/>
     </w:pPr>
     <w:rPr>
+      <w:sz w:val="22"/>
+      <w:szCs w:val="22"/>
       <w:rFonts w:cstheme="majorBidi" w:eastAsiaTheme="majorEastAsia"/>
       <w:i/>
       <w:iCs/>
